--- a/server/test_data/documents/05_Official_Receipt.docx
+++ b/server/test_data/documents/05_Official_Receipt.docx
@@ -4,7 +4,53 @@
   <w:body>
     <w:p>
       <w:pPr>
-        <w:spacing w:after="80" w:before="200"/>
+        <w:spacing w:after="120" w:before="120"/>
+        <w:jc w:val="center"/>
+      </w:pPr>
+      <w:r>
+        <w:drawing>
+          <wp:inline distT="0" distB="0" distL="0" distR="0">
+            <wp:extent cx="714375" cy="714375"/>
+            <wp:effectExtent t="0" r="0" b="0" l="0"/>
+            <wp:docPr id="6" name=""/>
+            <wp:cNvGraphicFramePr>
+              <a:graphicFrameLocks xmlns:a="http://schemas.openxmlformats.org/drawingml/2006/main" noChangeAspect="1"/>
+            </wp:cNvGraphicFramePr>
+            <a:graphic xmlns:a="http://schemas.openxmlformats.org/drawingml/2006/main">
+              <a:graphicData uri="http://schemas.openxmlformats.org/drawingml/2006/picture">
+                <pic:pic xmlns:pic="http://schemas.openxmlformats.org/drawingml/2006/picture">
+                  <pic:nvPicPr>
+                    <pic:cNvPr id="0" name="" descr=""/>
+                    <pic:cNvPicPr>
+                      <a:picLocks noChangeAspect="1" noChangeArrowheads="1"/>
+                    </pic:cNvPicPr>
+                  </pic:nvPicPr>
+                  <pic:blipFill>
+                    <a:blip r:embed="rId7" cstate="none"/>
+                    <a:srcRect/>
+                    <a:stretch>
+                      <a:fillRect/>
+                    </a:stretch>
+                  </pic:blipFill>
+                  <pic:spPr bwMode="auto">
+                    <a:xfrm>
+                      <a:off x="0" y="0"/>
+                      <a:ext cx="714375" cy="714375"/>
+                    </a:xfrm>
+                    <a:prstGeom prst="rect">
+                      <a:avLst/>
+                    </a:prstGeom>
+                  </pic:spPr>
+                </pic:pic>
+              </a:graphicData>
+            </a:graphic>
+          </wp:inline>
+        </w:drawing>
+      </w:r>
+    </w:p>
+    <w:p>
+      <w:pPr>
+        <w:spacing w:after="60" w:before="100"/>
         <w:jc w:val="center"/>
       </w:pPr>
       <w:r>
@@ -20,7 +66,7 @@
     </w:p>
     <w:p>
       <w:pPr>
-        <w:spacing w:after="200" w:before="0"/>
+        <w:spacing w:after="60" w:before="0"/>
         <w:jc w:val="center"/>
       </w:pPr>
       <w:r>
@@ -31,7 +77,21 @@
           <w:sz w:val="20"/>
           <w:szCs w:val="20"/>
         </w:rPr>
-        <w:t xml:space="preserve">RECEIPT REF: #REC-53 | STATUS: PAID &amp; CONFIRMED</w:t>
+        <w:t xml:space="preserve">RECEIPT REF: #REC-53 | STATUS: PAID &amp; FULL PAYMENT CONFIRMED</w:t>
+      </w:r>
+    </w:p>
+    <w:p>
+      <w:pPr>
+        <w:spacing w:after="180" w:before="0"/>
+        <w:jc w:val="center"/>
+      </w:pPr>
+      <w:r>
+        <w:rPr>
+          <w:color w:val="64748B"/>
+          <w:sz w:val="16"/>
+          <w:szCs w:val="16"/>
+        </w:rPr>
+        <w:t xml:space="preserve">RTO Partner: CertHero Pty Ltd | ABN 89 612 431 902 | Support: tickets@certhero.study</w:t>
       </w:r>
     </w:p>
     <w:p>
@@ -50,7 +110,7 @@
     </w:p>
     <w:p>
       <w:r>
-        <w:t xml:space="preserve">DATE OF PAYMENT: 25/10/2026</w:t>
+        <w:t xml:space="preserve">DATE OF PAYMENT: 27/10/2026</w:t>
       </w:r>
     </w:p>
     <w:p>
@@ -102,7 +162,7 @@
                 <w:bCs/>
                 <w:color w:val="FFFFFF"/>
               </w:rPr>
-              <w:t xml:space="preserve">Payment Route</w:t>
+              <w:t xml:space="preserve">Settlement Type</w:t>
             </w:r>
           </w:p>
         </w:tc>
@@ -149,7 +209,7 @@
           </w:tcPr>
           <w:p>
             <w:r>
-              <w:t xml:space="preserve">Verified Electronic Transfer</w:t>
+              <w:t xml:space="preserve">Complete Payment (100% Paid)</w:t>
             </w:r>
           </w:p>
         </w:tc>
@@ -180,16 +240,62 @@
         <w:spacing w:after="160"/>
       </w:pPr>
     </w:p>
-    <w:p>
-      <w:r>
-        <w:rPr>
-          <w:b/>
-          <w:bCs/>
-          <w:color w:val="15803D"/>
-        </w:rPr>
-        <w:t xml:space="preserve">FULL PAYMENT CONFIRMED — LMS ACCESS UNLOCKED: Your payment has been verified and registered. You are authorized to access all course modules and sit for the accredited examination portal.</w:t>
-      </w:r>
-    </w:p>
+    <w:tbl>
+      <w:tblPr>
+        <w:tblW w:type="pct" w:w="5000"/>
+        <w:tblBorders>
+          <w:top w:val="single" w:color="auto" w:sz="4"/>
+          <w:left w:val="single" w:color="auto" w:sz="4"/>
+          <w:bottom w:val="single" w:color="auto" w:sz="4"/>
+          <w:right w:val="single" w:color="auto" w:sz="4"/>
+          <w:insideH w:val="single" w:color="auto" w:sz="4"/>
+          <w:insideV w:val="single" w:color="auto" w:sz="4"/>
+        </w:tblBorders>
+      </w:tblPr>
+      <w:tblGrid>
+        <w:gridCol w:w="9026"/>
+      </w:tblGrid>
+      <w:tr>
+        <w:tc>
+          <w:tcPr>
+            <w:tcBorders>
+              <w:top w:val="single" w:color="BBF7D0" w:sz="4"/>
+              <w:left w:val="single" w:color="16A34A" w:sz="20"/>
+              <w:bottom w:val="single" w:color="BBF7D0" w:sz="4"/>
+              <w:right w:val="single" w:color="BBF7D0" w:sz="4"/>
+            </w:tcBorders>
+            <w:shd w:fill="DCFCE7" w:val="clear"/>
+            <w:tcMar>
+              <w:top w:type="dxa" w:w="100"/>
+              <w:left w:type="dxa" w:w="140"/>
+              <w:bottom w:type="dxa" w:w="100"/>
+              <w:right w:type="dxa" w:w="140"/>
+            </w:tcMar>
+          </w:tcPr>
+          <w:p>
+            <w:r>
+              <w:rPr>
+                <w:b/>
+                <w:bCs/>
+                <w:color w:val="166534"/>
+              </w:rPr>
+              <w:t xml:space="preserve">FULL PAYMENT CONFIRMED — UNLIMITED LMS ACCESS UNLOCKED:</w:t>
+            </w:r>
+          </w:p>
+          <w:p>
+            <w:pPr>
+              <w:spacing w:before="60"/>
+            </w:pPr>
+            <w:r>
+              <w:rPr>
+                <w:color w:val="14532D"/>
+              </w:rPr>
+              <w:t xml:space="preserve">Your payment has been verified and permanently registered. You are authorized to access all course modules and sit for the accredited examination portal without restriction.</w:t>
+            </w:r>
+          </w:p>
+        </w:tc>
+      </w:tr>
+    </w:tbl>
     <w:sectPr>
       <w:pgSz w:w="11906" w:h="16838" w:orient="portrait"/>
       <w:pgMar w:top="1440" w:right="1440" w:bottom="1440" w:left="1440" w:header="708" w:footer="708" w:gutter="0"/>
